--- a/binder_source_ordered/305_S3_3.5_Governance_Training_Operational_Competency_Institutional_Awareness_and_Human_Oversight_Enablement.docx
+++ b/binder_source_ordered/305_S3_3.5_Governance_Training_Operational_Competency_Institutional_Awareness_and_Human_Oversight_Enablement.docx
@@ -26,7 +26,7 @@
           <w:color w:val="1F2937"/>
           <w:sz w:val="20"/>
         </w:rPr>
-        <w:t>Section III establishes safeguards, monitoring, lifecycle maintenance, and verification as operational governance functions. Those functions depend on human competency. Governance does not remain durable because procedures exist, because training modules are completed, or because responsibilities are listed in controlled documents. It remains durable when personnel understand the purpose of the control, the consequence of weak evidence, the boundary of their authority, and the conditions that require escalation or challenge.</w:t>
+        <w:t>Section III establishes safeguards, monitoring, lifecycle maintenance, and evidence review as operational governance functions. Those functions depend on human competency. Governance does not remain durable because procedures exist, because training modules are completed, or because responsibilities are listed in controlled documents. It remains durable when personnel understand the purpose of the control, the consequence of weak evidence, the boundary of their authority, and the conditions that require escalation or challenge.</w:t>
       </w:r>
     </w:p>
     <w:p>
@@ -39,7 +39,7 @@
           <w:color w:val="1F2937"/>
           <w:sz w:val="20"/>
         </w:rPr>
-        <w:t>This section defines governance training as an operational enablement discipline rather than a generic employee awareness activity. It addresses whether operators, reviewers, owners, decision-makers, and oversight forums can preserve accountability, evidence quality, containment, bounded assurance, and operational judgment under pressure. The focus is not completion tracking. The focus is whether people can perform governance in real conditions.</w:t>
+        <w:t>This section defines governance training as an operational enablement discipline rather than a generic employee awareness activity. It addresses whether operators, reviewers, owners, decision-makers, and oversight forums can preserve accountability, evidence quality, containment, bounded confidence, and operational judgment under pressure. The focus is not completion tracking. The focus is whether people can perform governance in real conditions.</w:t>
       </w:r>
     </w:p>
     <w:p>
@@ -52,7 +52,7 @@
           <w:color w:val="1F2937"/>
           <w:sz w:val="20"/>
         </w:rPr>
-        <w:t>Organizations implementing this framework treat human oversight as a capability that must be maintained, refreshed, and tested. AI-assisted systems, dashboards, automated summaries, vendor workflows, and procedure-heavy operating models can increase efficiency while weakening judgment if personnel do not understand how governance evidence, authority, escalation, and assurance boundaries actually operate.</w:t>
+        <w:t>Organizations implementing this framework treat human oversight as a capability that must be maintained, refreshed, and tested. AI-assisted systems, dashboards, automated summaries, vendor workflows, and procedure-heavy operating models can increase efficiency while weakening judgment if personnel do not understand how governance evidence, authority, escalation, and confidence boundaries actually operate.</w:t>
       </w:r>
     </w:p>
     <w:p>
@@ -517,7 +517,7 @@
                 <w:color w:val="1F2937"/>
                 <w:sz w:val="16"/>
               </w:rPr>
-              <w:t>Connects the procedure to the exposure, assurance, evidence, or authority it protects.</w:t>
+              <w:t>Connects the procedure to the exposure, confidence, evidence, or authority it protects.</w:t>
             </w:r>
           </w:p>
         </w:tc>
@@ -970,7 +970,7 @@
                 <w:color w:val="1F2937"/>
                 <w:sz w:val="16"/>
               </w:rPr>
-              <w:t>Maintains human judgment when generated outputs influence prioritization, review, or assurance language.</w:t>
+              <w:t>Maintains human judgment when generated outputs influence prioritization, review, or confidence language.</w:t>
             </w:r>
           </w:p>
         </w:tc>
@@ -1044,7 +1044,7 @@
                 <w:color w:val="1F2937"/>
                 <w:sz w:val="16"/>
               </w:rPr>
-              <w:t>Generated coherence becomes a substitute for verified understanding.</w:t>
+              <w:t>Generated coherence becomes a substitute for reviewed understanding.</w:t>
             </w:r>
           </w:p>
         </w:tc>
@@ -1878,7 +1878,7 @@
                 <w:color w:val="1F2937"/>
                 <w:sz w:val="16"/>
               </w:rPr>
-              <w:t>AI language creates unsupported assurance.</w:t>
+              <w:t>AI language creates unsupported confidence.</w:t>
             </w:r>
           </w:p>
         </w:tc>
@@ -2378,7 +2378,7 @@
           <w:color w:val="1F2937"/>
           <w:sz w:val="20"/>
         </w:rPr>
-        <w:t>Literacy cannot be uniform across all roles. A general user may need handling discipline and escalation awareness. A control owner must understand evidence quality and exception patterns. A reviewer must be able to challenge claims. An executive decision-maker must understand residual exposure, external reliance, and assurance boundaries. The organization becomes fragile when all roles receive the same shallow awareness content while their governance consequences differ materially.</w:t>
+        <w:t>Literacy cannot be uniform across all roles. A general user may need handling discipline and escalation awareness. A control owner must understand evidence quality and exception patterns. A reviewer must be able to challenge claims. An executive decision-maker must understand residual exposure, external reliance, and confidence boundaries. The organization becomes fragile when all roles receive the same shallow awareness content while their governance consequences differ materially.</w:t>
       </w:r>
     </w:p>
     <w:p>
@@ -3205,7 +3205,7 @@
                 <w:color w:val="1F2937"/>
                 <w:sz w:val="16"/>
               </w:rPr>
-              <w:t>Assurance literacy</w:t>
+              <w:t>Confidence literacy</w:t>
             </w:r>
           </w:p>
         </w:tc>
@@ -4378,7 +4378,7 @@
                 <w:color w:val="1F2937"/>
                 <w:sz w:val="16"/>
               </w:rPr>
-              <w:t>Understands institutional consequence, assurance boundary, public reliance, and residual exposure acceptance.</w:t>
+              <w:t>Understands institutional consequence, confidence boundary, public reliance, and residual exposure acceptance.</w:t>
             </w:r>
           </w:p>
         </w:tc>
@@ -4415,7 +4415,7 @@
                 <w:color w:val="1F2937"/>
                 <w:sz w:val="16"/>
               </w:rPr>
-              <w:t>Decision rationale, confidence boundary review, and assurance release approval.</w:t>
+              <w:t>Decision rationale, confidence boundary review, and confidence release approval.</w:t>
             </w:r>
           </w:p>
         </w:tc>
@@ -5363,7 +5363,7 @@
                 <w:color w:val="1F2937"/>
                 <w:sz w:val="16"/>
               </w:rPr>
-              <w:t>Reviewers can question evidence, AI summaries, and assurance language without retaliation or avoidance.</w:t>
+              <w:t>Reviewers can question evidence, AI summaries, and confidence language without retaliation or avoidance.</w:t>
             </w:r>
           </w:p>
         </w:tc>
@@ -6079,7 +6079,7 @@
                 <w:color w:val="1F2937"/>
                 <w:sz w:val="16"/>
               </w:rPr>
-              <w:t>Weak evidence becomes accepted assurance.</w:t>
+              <w:t>Weak evidence becomes accepted confidence.</w:t>
             </w:r>
           </w:p>
         </w:tc>
@@ -6760,7 +6760,7 @@
                 <w:color w:val="1F2937"/>
                 <w:sz w:val="16"/>
               </w:rPr>
-              <w:t>Tests whether statement, attestation, or verification signal exceeds proof.</w:t>
+              <w:t>Tests whether statement, attestation, or registry record signal exceeds proof.</w:t>
             </w:r>
           </w:p>
         </w:tc>
@@ -8918,7 +8918,7 @@
                 <w:color w:val="1F2937"/>
                 <w:sz w:val="16"/>
               </w:rPr>
-              <w:t>Assurance language becomes stronger than source evidence.</w:t>
+              <w:t>Confidence language becomes stronger than source evidence.</w:t>
             </w:r>
           </w:p>
         </w:tc>
@@ -9140,7 +9140,7 @@
           <w:color w:val="1F2937"/>
           <w:sz w:val="20"/>
         </w:rPr>
-        <w:t>Governance competency is vulnerable to turnover because much operational knowledge is informal. Organizations often rely on individuals who understand why a control exists, which exception matters, which vendor limitation is material, or why an assurance statement was narrowed. When those individuals leave or move roles, the procedure may remain while the institutional reasoning disappears.</w:t>
+        <w:t>Governance competency is vulnerable to turnover because much operational knowledge is informal. Organizations often rely on individuals who understand why a control exists, which exception matters, which vendor limitation is material, or why a confidence statement was narrowed. When those individuals leave or move roles, the procedure may remain while the institutional reasoning disappears.</w:t>
       </w:r>
     </w:p>
     <w:p>
@@ -9153,7 +9153,7 @@
           <w:color w:val="1F2937"/>
           <w:sz w:val="20"/>
         </w:rPr>
-        <w:t>Onboarding must therefore preserve governance context, not merely system access and task instructions. Incoming owners, reviewers, and decision-makers need the history of key assumptions, exceptions, assurance boundaries, AI-use decisions, dependency relationships, and unresolved exposure. Without this transfer, the organization inherits governance artifacts without the knowledge required to operate them responsibly.</w:t>
+        <w:t>Onboarding must therefore preserve governance context, not merely system access and task instructions. Incoming owners, reviewers, and decision-makers need the history of key assumptions, exceptions, confidence boundaries, AI-use decisions, dependency relationships, and unresolved exposure. Without this transfer, the organization inherits governance artifacts without the knowledge required to operate them responsibly.</w:t>
       </w:r>
     </w:p>
     <w:p>
@@ -9413,7 +9413,7 @@
                 <w:color w:val="1F2937"/>
                 <w:sz w:val="16"/>
               </w:rPr>
-              <w:t>Why the control, review, assurance statement, or escalation route exists.</w:t>
+              <w:t>Why the control, review, confidence statement, or escalation route exists.</w:t>
             </w:r>
           </w:p>
         </w:tc>
@@ -10017,7 +10017,7 @@
                 <w:color w:val="1F2937"/>
                 <w:sz w:val="16"/>
               </w:rPr>
-              <w:t>Where generated output influenced routing, classification, assurance, or review.</w:t>
+              <w:t>Where generated output influenced routing, classification, confidence, or review.</w:t>
             </w:r>
           </w:p>
         </w:tc>
@@ -10549,7 +10549,7 @@
                 <w:color w:val="1F2937"/>
                 <w:sz w:val="16"/>
               </w:rPr>
-              <w:t>Determine whether speed changes assurance, evidence sufficiency, or escalation threshold.</w:t>
+              <w:t>Determine whether speed changes confidence, evidence sufficiency, or escalation threshold.</w:t>
             </w:r>
           </w:p>
         </w:tc>
@@ -14410,7 +14410,7 @@
                 <w:color w:val="1F2937"/>
                 <w:sz w:val="16"/>
               </w:rPr>
-              <w:t>Maintains consistency in evidence challenge and assurance boundary interpretation.</w:t>
+              <w:t>Maintains consistency in evidence challenge and confidence boundary interpretation.</w:t>
             </w:r>
           </w:p>
         </w:tc>
@@ -15130,7 +15130,7 @@
                 <w:color w:val="1F2937"/>
                 <w:sz w:val="16"/>
               </w:rPr>
-              <w:t>Scenario walkthrough using new workflow and old assurance claims.</w:t>
+              <w:t>Scenario walkthrough using new workflow and old confidence claims.</w:t>
             </w:r>
           </w:p>
         </w:tc>
@@ -15660,7 +15660,7 @@
                 <w:color w:val="1F2937"/>
                 <w:sz w:val="16"/>
               </w:rPr>
-              <w:t>External assurance request</w:t>
+              <w:t>External confidence request</w:t>
             </w:r>
           </w:p>
         </w:tc>
@@ -15956,7 +15956,7 @@
           <w:color w:val="1F2937"/>
           <w:sz w:val="20"/>
         </w:rPr>
-        <w:t>Readiness degradation rarely announces itself. It is usually visible through indirect signals: reduced challenge, increased reliance on AI summaries, recurring exceptions closed without redesign, owner uncertainty, copied assurance language, weak handoffs, or personnel who can describe procedure but not consequence. These indicators require governance attention because they show the human layer of the control architecture weakening.</w:t>
+        <w:t>Readiness degradation rarely announces itself. It is usually visible through indirect signals: reduced challenge, increased reliance on AI summaries, recurring exceptions closed without redesign, owner uncertainty, copied confidence language, weak handoffs, or personnel who can describe procedure but not consequence. These indicators require governance attention because they show the human layer of the control architecture weakening.</w:t>
       </w:r>
     </w:p>
     <w:p>
@@ -18120,7 +18120,7 @@
                 <w:color w:val="1F2937"/>
                 <w:sz w:val="16"/>
               </w:rPr>
-              <w:t>Links training to workflow, vendor, AI, evidence, and assurance changes.</w:t>
+              <w:t>Links training to workflow, vendor, AI, evidence, and confidence changes.</w:t>
             </w:r>
           </w:p>
         </w:tc>
@@ -18766,7 +18766,7 @@
                 <w:color w:val="1F2937"/>
                 <w:sz w:val="16"/>
               </w:rPr>
-              <w:t>Bounded assurance reinforcement</w:t>
+              <w:t>Bounded confidence reinforcement</w:t>
             </w:r>
           </w:p>
         </w:tc>
@@ -20459,7 +20459,7 @@
           <w:color w:val="1F2937"/>
           <w:sz w:val="20"/>
         </w:rPr>
-        <w:t>Section 3.5 establishes the human capability layer of Section III implementation. Safeguards require people who understand why they exist. Monitoring requires reviewers who can interpret signals. Maintenance requires owners who recognize drift. Verification requires personnel who can challenge evidence. AI-assisted workflows require humans who understand when generated content supports judgment and when it displaces judgment.</w:t>
+        <w:t>Section 3.5 establishes the human capability layer of Section III implementation. Safeguards require people who understand why they exist. Monitoring requires reviewers who can interpret signals. Maintenance requires owners who recognize drift. Evidence review requires personnel who can challenge evidence. AI-assisted workflows require humans who understand when generated content supports judgment and when it displaces judgment.</w:t>
       </w:r>
     </w:p>
     <w:p>
@@ -20472,7 +20472,7 @@
           <w:color w:val="1F2937"/>
           <w:sz w:val="20"/>
         </w:rPr>
-        <w:t>The synthesis of this section is that governance training must preserve institutional reasoning. A governance system can be documented, monitored, maintained, and verified while still failing if the personnel operating it no longer understand consequence, authority, evidence, escalation, and assurance boundaries. Human capability is therefore not ancillary to governance. It is part of the control architecture.</w:t>
+        <w:t>The synthesis of this section is that governance training must preserve institutional reasoning. A governance system can be documented, monitored, maintained, and verified while still failing if the personnel operating it no longer understand consequence, authority, evidence, escalation, and confidence boundaries. Human capability is therefore not ancillary to governance. It is part of the control architecture.</w:t>
       </w:r>
     </w:p>
     <w:p>
@@ -20896,7 +20896,7 @@
                 <w:color w:val="1F2937"/>
                 <w:sz w:val="16"/>
               </w:rPr>
-              <w:t>Preserves substantiation quality and assurance boundaries.</w:t>
+              <w:t>Preserves substantiation quality and confidence boundaries.</w:t>
             </w:r>
           </w:p>
         </w:tc>
@@ -21536,7 +21536,7 @@
                 <w:color w:val="1F2937"/>
                 <w:sz w:val="16"/>
               </w:rPr>
-              <w:t>Training triggers follow workflow, vendor, AI, assurance, and incident changes.</w:t>
+              <w:t>Training triggers follow workflow, vendor, AI, confidence, and incident changes.</w:t>
             </w:r>
           </w:p>
         </w:tc>
@@ -21608,7 +21608,7 @@
           <w:color w:val="1F2937"/>
           <w:sz w:val="20"/>
         </w:rPr>
-        <w:t>Governance training under this framework shall be treated as an operational competency discipline. Personnel assigned to governed workflows, safeguard execution, evidence review, escalation routing, committee oversight, AI-assisted workflows, assurance release, or executive decision authority shall receive training and competency validation proportionate to the consequence of their role. Training completion alone shall not be treated as evidence of governance readiness.</w:t>
+        <w:t>Governance training under this framework shall be treated as an operational competency discipline. Personnel assigned to governed workflows, safeguard execution, evidence review, escalation routing, committee oversight, AI-assisted workflows, confidence release, or executive decision authority shall receive training and competency validation proportionate to the consequence of their role. Training completion alone shall not be treated as evidence of governance readiness.</w:t>
       </w:r>
     </w:p>
     <w:p>
@@ -21647,7 +21647,7 @@
           <w:color w:val="1F2937"/>
           <w:sz w:val="20"/>
         </w:rPr>
-        <w:t>Governance competency shall be refreshed when workflow, authority, vendor dependency, evidence source, assurance audience, incident condition, AI capability, or organizational structure changes materially. The institution shall preserve onboarding continuity, owner handoff, reviewer calibration, and escalation culture so governance knowledge survives turnover, operational pressure, and changing systems.</w:t>
+        <w:t>Governance competency shall be refreshed when workflow, authority, vendor dependency, evidence source, confidence audience, incident condition, AI capability, or organizational structure changes materially. The institution shall preserve onboarding continuity, owner handoff, reviewer calibration, and escalation culture so governance knowledge survives turnover, operational pressure, and changing systems.</w:t>
       </w:r>
     </w:p>
     <w:p>
@@ -21660,7 +21660,7 @@
           <w:color w:val="1F2937"/>
           <w:sz w:val="20"/>
         </w:rPr>
-        <w:t>The operating standard for this section is human-centered governance survivability. Governance remains credible when personnel understand purpose, preserve evidence quality, challenge weak assurance, escalate consequence, respect authority boundaries, use AI with disciplined skepticism, and transfer institutional memory before it becomes undocumented history.</w:t>
+        <w:t>The operating standard for this section is human-centered governance survivability. Governance remains credible when personnel understand purpose, preserve evidence quality, challenge weak confidence, escalate consequence, respect authority boundaries, use AI with disciplined skepticism, and transfer institutional memory before it becomes undocumented history.</w:t>
       </w:r>
     </w:p>
     <w:p>
@@ -22222,7 +22222,7 @@
                 <w:color w:val="1F2937"/>
                 <w:sz w:val="16"/>
               </w:rPr>
-              <w:t>Reviewers challenge evidence, AI outputs, caveats, and assurance boundaries.</w:t>
+              <w:t>Reviewers challenge evidence, AI outputs, caveats, and confidence boundaries.</w:t>
             </w:r>
           </w:p>
         </w:tc>
